--- a/tests/func/convert_shift.docx
+++ b/tests/func/convert_shift.docx
@@ -2,7 +2,6 @@
 <file path=word/document.xml><?xml version="1.0" encoding="utf-8"?>
 <w:document xmlns:w="http://schemas.openxmlformats.org/wordprocessingml/2006/main" xmlns:m="http://schemas.openxmlformats.org/officeDocument/2006/math" xmlns:r="http://schemas.openxmlformats.org/officeDocument/2006/relationships" xmlns:o="urn:schemas-microsoft-com:office:office" xmlns:v="urn:schemas-microsoft-com:vml" xmlns:w10="urn:schemas-microsoft-com:office:word" xmlns:a="http://schemas.openxmlformats.org/drawingml/2006/main" xmlns:pic="http://schemas.openxmlformats.org/drawingml/2006/picture" xmlns:wp="http://schemas.openxmlformats.org/drawingml/2006/wordprocessingDrawing">
   <w:body>
-    <w:bookmarkStart w:id="32" w:name="Journal 2017-04-24"/>
     <w:p>
       <w:pPr>
         <w:pStyle w:val="Heading2"/>
@@ -11,7 +10,6 @@
         <w:t xml:space="preserve">Journal 2017-04-24</w:t>
       </w:r>
     </w:p>
-    <w:bookmarkStart w:id="29" w:name="Ordered List"/>
     <w:p>
       <w:pPr>
         <w:pStyle w:val="Heading3"/>
@@ -22,282 +20,273 @@
     </w:p>
     <w:p>
       <w:pPr>
+        <w:pStyle w:val="Compact"/>
         <w:numPr>
           <w:ilvl w:val="0"/>
           <w:numId w:val="1001"/>
         </w:numPr>
+      </w:pPr>
+      <w:r>
+        <w:t xml:space="preserve">OrderedList done4 should appear</w:t>
+      </w:r>
+      <w:r>
+        <w:t xml:space="preserve"> </w:t>
+      </w:r>
+      <w:bookmarkStart w:id="9" w:name="_109940bed8d9e286de9ac8f2639a256bbac9090"/>
+      <w:bookmarkEnd w:id="9"/>
+      <w:bookmarkStart w:id="10" w:name="_InlineTagShouldAppear"/>
+      <w:r>
+        <w:t xml:space="preserve">InlineTagShouldAppear</w:t>
+      </w:r>
+      <w:bookmarkEnd w:id="10"/>
+    </w:p>
+    <w:p>
+      <w:pPr>
         <w:pStyle w:val="Compact"/>
-      </w:pPr>
-      <w:r>
-        <w:t xml:space="preserve">OrderedList done4 should appear</w:t>
-      </w:r>
-      <w:r>
-        <w:t xml:space="preserve"> </w:t>
-      </w:r>
-      <w:bookmarkStart w:id="20" w:name="X109940bed8d9e286de9ac8f2639a256bbac9090"/>
-      <w:bookmarkEnd w:id="20"/>
-      <w:bookmarkStart w:id="21" w:name="InlineTagShouldAppear"/>
-      <w:r>
-        <w:t xml:space="preserve">InlineTagShouldAppear</w:t>
-      </w:r>
-      <w:bookmarkEnd w:id="21"/>
-      <w:r>
-        <w:t xml:space="preserve"> </w:t>
-      </w:r>
-      <w:r>
-        <w:t xml:space="preserve">Continuation should appear--avoid hard wrap!</w:t>
-      </w:r>
-    </w:p>
-    <w:p>
-      <w:pPr>
         <w:numPr>
           <w:ilvl w:val="0"/>
           <w:numId w:val="1001"/>
         </w:numPr>
+      </w:pPr>
+      <w:r>
+        <w:t xml:space="preserve">OrderedList done1 should appear</w:t>
+      </w:r>
+    </w:p>
+    <w:p>
+      <w:pPr>
         <w:pStyle w:val="Compact"/>
-      </w:pPr>
-      <w:r>
-        <w:t xml:space="preserve">OrderedList done1 should appear</w:t>
-      </w:r>
-    </w:p>
-    <w:p>
-      <w:pPr>
         <w:numPr>
           <w:ilvl w:val="1"/>
           <w:numId w:val="1002"/>
         </w:numPr>
+      </w:pPr>
+      <w:r>
+        <w:t xml:space="preserve">OrderedList a) done1 should appear</w:t>
+      </w:r>
+    </w:p>
+    <w:p>
+      <w:pPr>
         <w:pStyle w:val="Compact"/>
-      </w:pPr>
-      <w:r>
-        <w:t xml:space="preserve">OrderedList a) done1 should appear</w:t>
-      </w:r>
-    </w:p>
-    <w:p>
-      <w:pPr>
         <w:numPr>
           <w:ilvl w:val="0"/>
           <w:numId w:val="1001"/>
         </w:numPr>
+      </w:pPr>
+      <w:r>
+        <w:t xml:space="preserve">OrderedList done2 should appear</w:t>
+      </w:r>
+    </w:p>
+    <w:p>
+      <w:pPr>
         <w:pStyle w:val="Compact"/>
-      </w:pPr>
-      <w:r>
-        <w:t xml:space="preserve">OrderedList done2 should appear</w:t>
-      </w:r>
-    </w:p>
-    <w:p>
-      <w:pPr>
         <w:numPr>
           <w:ilvl w:val="0"/>
           <w:numId w:val="1001"/>
         </w:numPr>
+      </w:pPr>
+      <w:r>
+        <w:t xml:space="preserve">OrderedList done3 should appear</w:t>
+      </w:r>
+    </w:p>
+    <w:p>
+      <w:pPr>
         <w:pStyle w:val="Compact"/>
-      </w:pPr>
-      <w:r>
-        <w:t xml:space="preserve">OrderedList done3 should appear</w:t>
-      </w:r>
-    </w:p>
-    <w:p>
-      <w:pPr>
         <w:numPr>
           <w:ilvl w:val="0"/>
           <w:numId w:val="1001"/>
         </w:numPr>
+      </w:pPr>
+      <w:r>
+        <w:t xml:space="preserve">[-] OrderedList doneX should appear</w:t>
+      </w:r>
+    </w:p>
+    <w:p>
+      <w:pPr>
         <w:pStyle w:val="Compact"/>
-      </w:pPr>
-      <w:r>
-        <w:t xml:space="preserve">[-] OrderedList doneX should appear</w:t>
-      </w:r>
-    </w:p>
-    <w:p>
-      <w:pPr>
         <w:numPr>
           <w:ilvl w:val="0"/>
           <w:numId w:val="1001"/>
         </w:numPr>
+      </w:pPr>
+      <w:r>
+        <w:t xml:space="preserve">OrderedList should appear</w:t>
+      </w:r>
+    </w:p>
+    <w:p>
+      <w:pPr>
         <w:pStyle w:val="Compact"/>
-      </w:pPr>
-      <w:r>
-        <w:t xml:space="preserve">OrderedList should appear</w:t>
-      </w:r>
-    </w:p>
-    <w:p>
-      <w:pPr>
         <w:numPr>
           <w:ilvl w:val="1"/>
           <w:numId w:val="1003"/>
         </w:numPr>
+      </w:pPr>
+      <w:r>
+        <w:t xml:space="preserve">OrderedList a) should appear</w:t>
+      </w:r>
+    </w:p>
+    <w:p>
+      <w:pPr>
+        <w:pStyle w:val="Heading4"/>
+      </w:pPr>
+      <w:r>
+        <w:t xml:space="preserve">Definition List</w:t>
+      </w:r>
+    </w:p>
+    <w:p>
+      <w:pPr>
+        <w:pStyle w:val="DefinitionTerm"/>
+      </w:pPr>
+      <w:r>
+        <w:t xml:space="preserve">Term 1</w:t>
+      </w:r>
+    </w:p>
+    <w:p>
+      <w:pPr>
+        <w:pStyle w:val="Definition"/>
+      </w:pPr>
+      <w:r>
+        <w:t xml:space="preserve">Definition 1 should appear</w:t>
+      </w:r>
+    </w:p>
+    <w:p>
+      <w:pPr>
+        <w:pStyle w:val="DefinitionTerm"/>
+      </w:pPr>
+      <w:r>
+        <w:t xml:space="preserve">Term 2</w:t>
+      </w:r>
+    </w:p>
+    <w:p>
+      <w:pPr>
+        <w:pStyle w:val="Definition"/>
+      </w:pPr>
+      <w:r>
+        <w:t xml:space="preserve">should appear</w:t>
+      </w:r>
+    </w:p>
+    <w:p>
+      <w:pPr>
+        <w:pStyle w:val="Definition"/>
+      </w:pPr>
+      <w:r>
+        <w:t xml:space="preserve">Definition 2 should appear</w:t>
+      </w:r>
+    </w:p>
+    <w:p>
+      <w:pPr>
+        <w:pStyle w:val="Definition"/>
+      </w:pPr>
+      <w:r>
+        <w:t xml:space="preserve">Definition 3 should appear</w:t>
+      </w:r>
+    </w:p>
+    <w:p>
+      <w:pPr>
+        <w:pStyle w:val="Heading4"/>
+      </w:pPr>
+      <w:r>
+        <w:t xml:space="preserve">Unordered lists</w:t>
+      </w:r>
+    </w:p>
+    <w:p>
+      <w:pPr>
         <w:pStyle w:val="Compact"/>
-      </w:pPr>
-      <w:r>
-        <w:t xml:space="preserve">OrderedList a) should appear</w:t>
-      </w:r>
-    </w:p>
-    <w:bookmarkStart w:id="22" w:name="Definition List"/>
-    <w:p>
-      <w:pPr>
-        <w:pStyle w:val="Heading4"/>
-      </w:pPr>
-      <w:r>
-        <w:t xml:space="preserve">Definition List</w:t>
-      </w:r>
-    </w:p>
-    <w:p>
-      <w:pPr>
-        <w:pStyle w:val="DefinitionTerm"/>
-      </w:pPr>
-      <w:r>
-        <w:t xml:space="preserve">Term 1</w:t>
-      </w:r>
-    </w:p>
-    <w:p>
-      <w:pPr>
-        <w:pStyle w:val="Definition"/>
-      </w:pPr>
-      <w:r>
-        <w:t xml:space="preserve">Definition 1 should appear</w:t>
-      </w:r>
-    </w:p>
-    <w:p>
-      <w:pPr>
-        <w:pStyle w:val="DefinitionTerm"/>
-      </w:pPr>
-      <w:r>
-        <w:t xml:space="preserve">Term 2</w:t>
-      </w:r>
-    </w:p>
-    <w:p>
-      <w:pPr>
-        <w:pStyle w:val="Definition"/>
-      </w:pPr>
-      <w:r>
-        <w:t xml:space="preserve">should appear</w:t>
-      </w:r>
-    </w:p>
-    <w:p>
-      <w:pPr>
-        <w:pStyle w:val="Definition"/>
-      </w:pPr>
-      <w:r>
-        <w:t xml:space="preserve">Definition 2 should appear</w:t>
-      </w:r>
-    </w:p>
-    <w:p>
-      <w:pPr>
-        <w:pStyle w:val="Definition"/>
-      </w:pPr>
-      <w:r>
-        <w:t xml:space="preserve">Definition 3 should appear</w:t>
-      </w:r>
-    </w:p>
-    <w:bookmarkEnd w:id="22"/>
-    <w:bookmarkStart w:id="27" w:name="Unordered lists"/>
-    <w:p>
-      <w:pPr>
-        <w:pStyle w:val="Heading4"/>
-      </w:pPr>
-      <w:r>
-        <w:t xml:space="preserve">Unordered lists</w:t>
-      </w:r>
-    </w:p>
-    <w:p>
-      <w:pPr>
         <w:numPr>
           <w:ilvl w:val="0"/>
           <w:numId w:val="1004"/>
         </w:numPr>
+      </w:pPr>
+      <w:r>
+        <w:t xml:space="preserve">Bulleted list item 1 should appear</w:t>
+      </w:r>
+    </w:p>
+    <w:p>
+      <w:pPr>
         <w:pStyle w:val="Compact"/>
-      </w:pPr>
-      <w:r>
-        <w:t xml:space="preserve">Bulleted list item 1 should appear</w:t>
-      </w:r>
-    </w:p>
-    <w:p>
-      <w:pPr>
         <w:numPr>
           <w:ilvl w:val="0"/>
           <w:numId w:val="1004"/>
         </w:numPr>
+      </w:pPr>
+      <w:r>
+        <w:t xml:space="preserve">Bulleted list item 1 should appear</w:t>
+      </w:r>
+      <w:r>
+        <w:t xml:space="preserve"> </w:t>
+      </w:r>
+      <w:bookmarkStart w:id="11" w:name="_109940bed8d9e286de9ac8f2639a256bbac9090"/>
+      <w:bookmarkEnd w:id="11"/>
+      <w:bookmarkStart w:id="12" w:name="_InlineTagShouldAppear"/>
+      <w:r>
+        <w:t xml:space="preserve">InlineTagShouldAppear</w:t>
+      </w:r>
+      <w:bookmarkEnd w:id="12"/>
+      <w:r>
+        <w:t xml:space="preserve"> </w:t>
+      </w:r>
+      <w:bookmarkStart w:id="13" w:name="_109940bed8d9e286de9ac8f2639a256bbac9090"/>
+      <w:bookmarkEnd w:id="13"/>
+      <w:bookmarkStart w:id="14" w:name="_InlineTagShouldAppear"/>
+      <w:r>
+        <w:t xml:space="preserve">InlineTagShouldAppear</w:t>
+      </w:r>
+      <w:bookmarkEnd w:id="14"/>
+    </w:p>
+    <w:p>
+      <w:pPr>
         <w:pStyle w:val="Compact"/>
-      </w:pPr>
-      <w:r>
-        <w:t xml:space="preserve">Bulleted list item 1 should appear</w:t>
-      </w:r>
-      <w:r>
-        <w:t xml:space="preserve"> </w:t>
-      </w:r>
-      <w:bookmarkStart w:id="23" w:name="X109940bed8d9e286de9ac8f2639a256bbac9090"/>
-      <w:bookmarkEnd w:id="23"/>
-      <w:bookmarkStart w:id="24" w:name="InlineTagShouldAppear"/>
-      <w:r>
-        <w:t xml:space="preserve">InlineTagShouldAppear</w:t>
-      </w:r>
-      <w:bookmarkEnd w:id="24"/>
-      <w:r>
-        <w:t xml:space="preserve"> </w:t>
-      </w:r>
-      <w:bookmarkStart w:id="25" w:name="X109940bed8d9e286de9ac8f2639a256bbac9090"/>
-      <w:bookmarkEnd w:id="25"/>
-      <w:bookmarkStart w:id="26" w:name="InlineTagShouldAppear"/>
-      <w:r>
-        <w:t xml:space="preserve">InlineTagShouldAppear</w:t>
-      </w:r>
-      <w:bookmarkEnd w:id="26"/>
-    </w:p>
-    <w:p>
-      <w:pPr>
         <w:numPr>
           <w:ilvl w:val="0"/>
           <w:numId w:val="1004"/>
         </w:numPr>
+      </w:pPr>
+      <w:r>
+        <w:t xml:space="preserve">Bulleted list item 2 should appear</w:t>
+      </w:r>
+    </w:p>
+    <w:p>
+      <w:pPr>
         <w:pStyle w:val="Compact"/>
-      </w:pPr>
-      <w:r>
-        <w:t xml:space="preserve">Bulleted list item 2 should appear</w:t>
-      </w:r>
-    </w:p>
-    <w:p>
-      <w:pPr>
         <w:numPr>
           <w:ilvl w:val="0"/>
           <w:numId w:val="1004"/>
         </w:numPr>
+      </w:pPr>
+      <w:r>
+        <w:t xml:space="preserve">Bulleted list item 4 should appear</w:t>
+      </w:r>
+    </w:p>
+    <w:p>
+      <w:pPr>
         <w:pStyle w:val="Compact"/>
-      </w:pPr>
-      <w:r>
-        <w:t xml:space="preserve">Bulleted list item 4 should appear</w:t>
-      </w:r>
-    </w:p>
-    <w:p>
-      <w:pPr>
         <w:numPr>
           <w:ilvl w:val="0"/>
           <w:numId w:val="1004"/>
         </w:numPr>
+      </w:pPr>
+      <w:r>
+        <w:t xml:space="preserve">Bulleted list item 4 should appear #1039a766</w:t>
+      </w:r>
+    </w:p>
+    <w:p>
+      <w:pPr>
         <w:pStyle w:val="Compact"/>
-      </w:pPr>
-      <w:r>
-        <w:t xml:space="preserve">Bulleted list item 4 should appear #1039a766</w:t>
-      </w:r>
-    </w:p>
-    <w:p>
-      <w:pPr>
         <w:numPr>
           <w:ilvl w:val="0"/>
           <w:numId w:val="1004"/>
         </w:numPr>
+      </w:pPr>
+      <w:r>
+        <w:t xml:space="preserve">Bulleted list item 2 should convert to [.] done1 #0b87d634</w:t>
+      </w:r>
+    </w:p>
+    <w:p>
+      <w:pPr>
         <w:pStyle w:val="Compact"/>
-      </w:pPr>
-      <w:r>
-        <w:t xml:space="preserve">Bulleted list item 2 should convert to [.] done1 #0b87d634</w:t>
-      </w:r>
-    </w:p>
-    <w:p>
-      <w:pPr>
         <w:numPr>
           <w:ilvl w:val="0"/>
           <w:numId w:val="1004"/>
         </w:numPr>
-        <w:pStyle w:val="Compact"/>
       </w:pPr>
       <w:r>
         <w:t xml:space="preserve">Bulleted list done4 item 4 should appear #f28405d6</w:t>
@@ -317,8 +306,6 @@
         <w:t xml:space="preserve">remove the taskwiki heading:</w:t>
       </w:r>
     </w:p>
-    <w:bookmarkEnd w:id="27"/>
-    <w:bookmarkStart w:id="28" w:name="Text"/>
     <w:p>
       <w:pPr>
         <w:pStyle w:val="Heading4"/>
@@ -335,9 +322,6 @@
         <w:t xml:space="preserve">Normal text should appear with only one blank line preceding next heading.</w:t>
       </w:r>
     </w:p>
-    <w:bookmarkEnd w:id="28"/>
-    <w:bookmarkEnd w:id="29"/>
-    <w:bookmarkStart w:id="31" w:name="X52c1f2921e60526bbe60976faff9c7eb4265c23"/>
     <w:p>
       <w:pPr>
         <w:pStyle w:val="Heading3"/>
@@ -346,7 +330,6 @@
         <w:t xml:space="preserve">Empty Parent Heading with Non-Empty Child should appear</w:t>
       </w:r>
     </w:p>
-    <w:bookmarkStart w:id="30" w:name="Non-Empty Child Heading should appear"/>
     <w:p>
       <w:pPr>
         <w:pStyle w:val="Heading4"/>
@@ -363,10 +346,6 @@
         <w:t xml:space="preserve">Non-Empty Child text should appear.</w:t>
       </w:r>
     </w:p>
-    <w:bookmarkEnd w:id="30"/>
-    <w:bookmarkEnd w:id="31"/>
-    <w:bookmarkEnd w:id="32"/>
-    <w:bookmarkStart w:id="33" w:name="Journal 2017-04-26"/>
     <w:p>
       <w:pPr>
         <w:pStyle w:val="Heading2"/>
@@ -389,10 +368,9 @@
         <w:t xml:space="preserve">Tuesday and Thursday. Spurious not for test validation.</w:t>
       </w:r>
     </w:p>
-    <w:bookmarkEnd w:id="33"/>
     <w:sectPr>
-      <w:pgSz w:h="12240" w:orient="landscape" w:w="15840"/>
-      <w:pgMar w:bottom="720" w:footer="720" w:gutter="0" w:header="720" w:left="720" w:right="720" w:top="720"/>
+      <w:pgSz w:w="15840" w:h="12240" w:orient="landscape"/>
+      <w:pgMar w:top="720" w:right="720" w:bottom="720" w:left="720" w:header="720" w:footer="720" w:gutter="0"/>
       <w:cols w:space="720"/>
       <w:docGrid w:linePitch="326"/>
     </w:sectPr>
@@ -424,8 +402,8 @@
 </file>
 
 <file path=word/numbering.xml><?xml version="1.0" encoding="utf-8"?>
-<w:numbering xmlns:aink="http://schemas.microsoft.com/office/drawing/2016/ink" xmlns:am3d="http://schemas.microsoft.com/office/drawing/2017/model3d" xmlns:cx="http://schemas.microsoft.com/office/drawing/2014/chartex" xmlns:cx1="http://schemas.microsoft.com/office/drawing/2015/9/8/chartex" xmlns:cx2="http://schemas.microsoft.com/office/drawing/2015/10/21/chartex" xmlns:cx3="http://schemas.microsoft.com/office/drawing/2016/5/9/chartex" xmlns:cx4="http://schemas.microsoft.com/office/drawing/2016/5/10/chartex" xmlns:cx5="http://schemas.microsoft.com/office/drawing/2016/5/11/chartex" xmlns:cx6="http://schemas.microsoft.com/office/drawing/2016/5/12/chartex" xmlns:cx7="http://schemas.microsoft.com/office/drawing/2016/5/13/chartex" xmlns:cx8="http://schemas.microsoft.com/office/drawing/2016/5/14/chartex" xmlns:m="http://schemas.openxmlformats.org/officeDocument/2006/math" xmlns:mc="http://schemas.openxmlformats.org/markup-compatibility/2006" xmlns:o="urn:schemas-microsoft-com:office:office" xmlns:r="http://schemas.openxmlformats.org/officeDocument/2006/relationships" xmlns:v="urn:schemas-microsoft-com:vml" xmlns:w="http://schemas.openxmlformats.org/wordprocessingml/2006/main" xmlns:w10="urn:schemas-microsoft-com:office:word" xmlns:w14="http://schemas.microsoft.com/office/word/2010/wordml" xmlns:w15="http://schemas.microsoft.com/office/word/2012/wordml" xmlns:w16="http://schemas.microsoft.com/office/word/2018/wordml" xmlns:w16cex="http://schemas.microsoft.com/office/word/2018/wordml/cex" xmlns:w16cid="http://schemas.microsoft.com/office/word/2016/wordml/cid" xmlns:w16se="http://schemas.microsoft.com/office/word/2015/wordml/symex" xmlns:wne="http://schemas.microsoft.com/office/word/2006/wordml" xmlns:wp="http://schemas.openxmlformats.org/drawingml/2006/wordprocessingDrawing" xmlns:wp14="http://schemas.microsoft.com/office/word/2010/wordprocessingDrawing" xmlns:wpc="http://schemas.microsoft.com/office/word/2010/wordprocessingCanvas" xmlns:wpg="http://schemas.microsoft.com/office/word/2010/wordprocessingGroup" xmlns:wpi="http://schemas.microsoft.com/office/word/2010/wordprocessingInk" xmlns:wps="http://schemas.microsoft.com/office/word/2010/wordprocessingShape" mc:Ignorable="w14 w15 w16se w16cid w16 w16cex wp14">
-  <w:abstractNum w15:restartNumberingAfterBreak="0" w:abstractNumId="0">
+<w:numbering xmlns:wpc="http://schemas.microsoft.com/office/word/2010/wordprocessingCanvas" xmlns:cx="http://schemas.microsoft.com/office/drawing/2014/chartex" xmlns:cx1="http://schemas.microsoft.com/office/drawing/2015/9/8/chartex" xmlns:cx2="http://schemas.microsoft.com/office/drawing/2015/10/21/chartex" xmlns:cx3="http://schemas.microsoft.com/office/drawing/2016/5/9/chartex" xmlns:cx4="http://schemas.microsoft.com/office/drawing/2016/5/10/chartex" xmlns:cx5="http://schemas.microsoft.com/office/drawing/2016/5/11/chartex" xmlns:cx6="http://schemas.microsoft.com/office/drawing/2016/5/12/chartex" xmlns:cx7="http://schemas.microsoft.com/office/drawing/2016/5/13/chartex" xmlns:cx8="http://schemas.microsoft.com/office/drawing/2016/5/14/chartex" xmlns:mc="http://schemas.openxmlformats.org/markup-compatibility/2006" xmlns:aink="http://schemas.microsoft.com/office/drawing/2016/ink" xmlns:am3d="http://schemas.microsoft.com/office/drawing/2017/model3d" xmlns:o="urn:schemas-microsoft-com:office:office" xmlns:r="http://schemas.openxmlformats.org/officeDocument/2006/relationships" xmlns:m="http://schemas.openxmlformats.org/officeDocument/2006/math" xmlns:v="urn:schemas-microsoft-com:vml" xmlns:wp14="http://schemas.microsoft.com/office/word/2010/wordprocessingDrawing" xmlns:wp="http://schemas.openxmlformats.org/drawingml/2006/wordprocessingDrawing" xmlns:w10="urn:schemas-microsoft-com:office:word" xmlns:w="http://schemas.openxmlformats.org/wordprocessingml/2006/main" xmlns:w14="http://schemas.microsoft.com/office/word/2010/wordml" xmlns:w15="http://schemas.microsoft.com/office/word/2012/wordml" xmlns:w16cex="http://schemas.microsoft.com/office/word/2018/wordml/cex" xmlns:w16cid="http://schemas.microsoft.com/office/word/2016/wordml/cid" xmlns:w16="http://schemas.microsoft.com/office/word/2018/wordml" xmlns:w16se="http://schemas.microsoft.com/office/word/2015/wordml/symex" xmlns:wpg="http://schemas.microsoft.com/office/word/2010/wordprocessingGroup" xmlns:wpi="http://schemas.microsoft.com/office/word/2010/wordprocessingInk" xmlns:wne="http://schemas.microsoft.com/office/word/2006/wordml" xmlns:wps="http://schemas.microsoft.com/office/word/2010/wordprocessingShape" mc:Ignorable="w14 w15 w16se w16cid w16 w16cex wp14">
+  <w:abstractNum w:abstractNumId="0" w15:restartNumberingAfterBreak="0">
     <w:nsid w:val="170CD2DE"/>
     <w:multiLevelType w:val="multilevel"/>
     <w:tmpl w:val="B9184D00"/>
@@ -435,9 +413,9 @@
       <w:lvlJc w:val="left"/>
       <w:pPr>
         <w:tabs>
-          <w:tab w:pos="0" w:val="num"/>
+          <w:tab w:val="num" w:pos="0"/>
         </w:tabs>
-        <w:ind w:hanging="480" w:left="480"/>
+        <w:ind w:left="480" w:hanging="480"/>
       </w:pPr>
     </w:lvl>
     <w:lvl w:ilvl="1">
@@ -446,9 +424,9 @@
       <w:lvlJc w:val="left"/>
       <w:pPr>
         <w:tabs>
-          <w:tab w:pos="720" w:val="num"/>
+          <w:tab w:val="num" w:pos="720"/>
         </w:tabs>
-        <w:ind w:hanging="480" w:left="1200"/>
+        <w:ind w:left="1200" w:hanging="480"/>
       </w:pPr>
     </w:lvl>
     <w:lvl w:ilvl="2">
@@ -457,9 +435,9 @@
       <w:lvlJc w:val="left"/>
       <w:pPr>
         <w:tabs>
-          <w:tab w:pos="1440" w:val="num"/>
+          <w:tab w:val="num" w:pos="1440"/>
         </w:tabs>
-        <w:ind w:hanging="480" w:left="1920"/>
+        <w:ind w:left="1920" w:hanging="480"/>
       </w:pPr>
     </w:lvl>
     <w:lvl w:ilvl="3">
@@ -468,9 +446,9 @@
       <w:lvlJc w:val="left"/>
       <w:pPr>
         <w:tabs>
-          <w:tab w:pos="2160" w:val="num"/>
+          <w:tab w:val="num" w:pos="2160"/>
         </w:tabs>
-        <w:ind w:hanging="480" w:left="2640"/>
+        <w:ind w:left="2640" w:hanging="480"/>
       </w:pPr>
     </w:lvl>
     <w:lvl w:ilvl="4">
@@ -479,9 +457,9 @@
       <w:lvlJc w:val="left"/>
       <w:pPr>
         <w:tabs>
-          <w:tab w:pos="2880" w:val="num"/>
+          <w:tab w:val="num" w:pos="2880"/>
         </w:tabs>
-        <w:ind w:hanging="480" w:left="3360"/>
+        <w:ind w:left="3360" w:hanging="480"/>
       </w:pPr>
     </w:lvl>
     <w:lvl w:ilvl="5">
@@ -490,9 +468,9 @@
       <w:lvlJc w:val="left"/>
       <w:pPr>
         <w:tabs>
-          <w:tab w:pos="3600" w:val="num"/>
+          <w:tab w:val="num" w:pos="3600"/>
         </w:tabs>
-        <w:ind w:hanging="480" w:left="4080"/>
+        <w:ind w:left="4080" w:hanging="480"/>
       </w:pPr>
     </w:lvl>
     <w:lvl w:ilvl="6">
@@ -501,9 +479,9 @@
       <w:lvlJc w:val="left"/>
       <w:pPr>
         <w:tabs>
-          <w:tab w:pos="4320" w:val="num"/>
+          <w:tab w:val="num" w:pos="4320"/>
         </w:tabs>
-        <w:ind w:hanging="480" w:left="4800"/>
+        <w:ind w:left="4800" w:hanging="480"/>
       </w:pPr>
     </w:lvl>
     <w:lvl w:ilvl="7">
@@ -512,9 +490,9 @@
       <w:lvlJc w:val="left"/>
       <w:pPr>
         <w:tabs>
-          <w:tab w:pos="5040" w:val="num"/>
+          <w:tab w:val="num" w:pos="5040"/>
         </w:tabs>
-        <w:ind w:hanging="480" w:left="5520"/>
+        <w:ind w:left="5520" w:hanging="480"/>
       </w:pPr>
     </w:lvl>
     <w:lvl w:ilvl="8">
@@ -523,21 +501,21 @@
       <w:lvlJc w:val="left"/>
       <w:pPr>
         <w:tabs>
-          <w:tab w:pos="5760" w:val="num"/>
+          <w:tab w:val="num" w:pos="5760"/>
         </w:tabs>
-        <w:ind w:hanging="480" w:left="6240"/>
+        <w:ind w:left="6240" w:hanging="480"/>
       </w:pPr>
     </w:lvl>
   </w:abstractNum>
   <w:abstractNum w:abstractNumId="990">
-    <w:nsid w:val="A990"/>
+    <w:nsid w:val="0000A990"/>
     <w:multiLevelType w:val="multilevel"/>
     <w:lvl w:ilvl="0">
       <w:numFmt w:val="bullet"/>
       <w:lvlText w:val=" "/>
       <w:lvlJc w:val="left"/>
       <w:pPr>
-        <w:ind w:left="720" w:hanging="480"/>
+        <w:ind w:left="720" w:hanging="360"/>
       </w:pPr>
     </w:lvl>
     <w:lvl w:ilvl="1">
@@ -545,7 +523,7 @@
       <w:lvlText w:val=" "/>
       <w:lvlJc w:val="left"/>
       <w:pPr>
-        <w:ind w:left="1440" w:hanging="480"/>
+        <w:ind w:left="1440" w:hanging="360"/>
       </w:pPr>
     </w:lvl>
     <w:lvl w:ilvl="2">
@@ -553,7 +531,7 @@
       <w:lvlText w:val=" "/>
       <w:lvlJc w:val="left"/>
       <w:pPr>
-        <w:ind w:left="2160" w:hanging="480"/>
+        <w:ind w:left="2160" w:hanging="360"/>
       </w:pPr>
     </w:lvl>
     <w:lvl w:ilvl="3">
@@ -561,7 +539,7 @@
       <w:lvlText w:val=" "/>
       <w:lvlJc w:val="left"/>
       <w:pPr>
-        <w:ind w:left="2880" w:hanging="480"/>
+        <w:ind w:left="2880" w:hanging="360"/>
       </w:pPr>
     </w:lvl>
     <w:lvl w:ilvl="4">
@@ -569,7 +547,7 @@
       <w:lvlText w:val=" "/>
       <w:lvlJc w:val="left"/>
       <w:pPr>
-        <w:ind w:left="3600" w:hanging="480"/>
+        <w:ind w:left="3600" w:hanging="360"/>
       </w:pPr>
     </w:lvl>
     <w:lvl w:ilvl="5">
@@ -577,7 +555,7 @@
       <w:lvlText w:val=" "/>
       <w:lvlJc w:val="left"/>
       <w:pPr>
-        <w:ind w:left="4320" w:hanging="480"/>
+        <w:ind w:left="4320" w:hanging="360"/>
       </w:pPr>
     </w:lvl>
     <w:lvl w:ilvl="6">
@@ -585,7 +563,7 @@
       <w:lvlText w:val=" "/>
       <w:lvlJc w:val="left"/>
       <w:pPr>
-        <w:ind w:left="5040" w:hanging="480"/>
+        <w:ind w:left="5040" w:hanging="360"/>
       </w:pPr>
     </w:lvl>
     <w:lvl w:ilvl="7">
@@ -593,7 +571,7 @@
       <w:lvlText w:val=" "/>
       <w:lvlJc w:val="left"/>
       <w:pPr>
-        <w:ind w:left="5760" w:hanging="480"/>
+        <w:ind w:left="5760" w:hanging="360"/>
       </w:pPr>
     </w:lvl>
     <w:lvl w:ilvl="8">
@@ -601,12 +579,12 @@
       <w:lvlText w:val=" "/>
       <w:lvlJc w:val="left"/>
       <w:pPr>
-        <w:ind w:left="6480" w:hanging="480"/>
+        <w:ind w:left="6480" w:hanging="360"/>
       </w:pPr>
     </w:lvl>
   </w:abstractNum>
   <w:abstractNum w:abstractNumId="99201">
-    <w:nsid w:val="A99201"/>
+    <w:nsid w:val="00A99201"/>
     <w:multiLevelType w:val="multilevel"/>
     <w:lvl w:ilvl="0">
       <w:start w:val="1"/>
@@ -614,7 +592,7 @@
       <w:lvlText w:val="%1."/>
       <w:lvlJc w:val="left"/>
       <w:pPr>
-        <w:ind w:left="720" w:hanging="480"/>
+        <w:ind w:left="720" w:hanging="360"/>
       </w:pPr>
     </w:lvl>
     <w:lvl w:ilvl="1">
@@ -623,7 +601,7 @@
       <w:lvlText w:val="%2."/>
       <w:lvlJc w:val="left"/>
       <w:pPr>
-        <w:ind w:left="1440" w:hanging="480"/>
+        <w:ind w:left="1440" w:hanging="360"/>
       </w:pPr>
     </w:lvl>
     <w:lvl w:ilvl="2">
@@ -632,7 +610,7 @@
       <w:lvlText w:val="%3."/>
       <w:lvlJc w:val="left"/>
       <w:pPr>
-        <w:ind w:left="2160" w:hanging="480"/>
+        <w:ind w:left="2160" w:hanging="360"/>
       </w:pPr>
     </w:lvl>
     <w:lvl w:ilvl="3">
@@ -641,7 +619,7 @@
       <w:lvlText w:val="%4."/>
       <w:lvlJc w:val="left"/>
       <w:pPr>
-        <w:ind w:left="2880" w:hanging="480"/>
+        <w:ind w:left="2880" w:hanging="360"/>
       </w:pPr>
     </w:lvl>
     <w:lvl w:ilvl="4">
@@ -650,7 +628,7 @@
       <w:lvlText w:val="%5."/>
       <w:lvlJc w:val="left"/>
       <w:pPr>
-        <w:ind w:left="3600" w:hanging="480"/>
+        <w:ind w:left="3600" w:hanging="360"/>
       </w:pPr>
     </w:lvl>
     <w:lvl w:ilvl="5">
@@ -659,7 +637,7 @@
       <w:lvlText w:val="%6."/>
       <w:lvlJc w:val="left"/>
       <w:pPr>
-        <w:ind w:left="4320" w:hanging="480"/>
+        <w:ind w:left="4320" w:hanging="360"/>
       </w:pPr>
     </w:lvl>
     <w:lvl w:ilvl="6">
@@ -668,7 +646,7 @@
       <w:lvlText w:val="%7."/>
       <w:lvlJc w:val="left"/>
       <w:pPr>
-        <w:ind w:left="5040" w:hanging="480"/>
+        <w:ind w:left="5040" w:hanging="360"/>
       </w:pPr>
     </w:lvl>
     <w:lvl w:ilvl="7">
@@ -677,7 +655,7 @@
       <w:lvlText w:val="%8."/>
       <w:lvlJc w:val="left"/>
       <w:pPr>
-        <w:ind w:left="5760" w:hanging="480"/>
+        <w:ind w:left="5760" w:hanging="360"/>
       </w:pPr>
     </w:lvl>
     <w:lvl w:ilvl="8">
@@ -686,84 +664,111 @@
       <w:lvlText w:val="%9."/>
       <w:lvlJc w:val="left"/>
       <w:pPr>
-        <w:ind w:left="6480" w:hanging="480"/>
+        <w:ind w:left="6480" w:hanging="360"/>
       </w:pPr>
     </w:lvl>
   </w:abstractNum>
   <w:abstractNum w:abstractNumId="991">
-    <w:nsid w:val="A991"/>
+    <w:nsid w:val="0000A991"/>
     <w:multiLevelType w:val="multilevel"/>
     <w:lvl w:ilvl="0">
       <w:numFmt w:val="bullet"/>
-      <w:lvlText w:val="•"/>
-      <w:lvlJc w:val="left"/>
-      <w:pPr>
-        <w:ind w:left="720" w:hanging="480"/>
-      </w:pPr>
+      <w:lvlText w:val=""/>
+      <w:lvlJc w:val="left"/>
+      <w:pPr>
+        <w:ind w:left="720" w:hanging="360"/>
+      </w:pPr>
+      <w:rPr>
+        <w:rFonts w:ascii="Symbol" w:hAnsi="Symbol" w:cs="Symbol" w:hint="default"/>
+      </w:rPr>
     </w:lvl>
     <w:lvl w:ilvl="1">
       <w:numFmt w:val="bullet"/>
-      <w:lvlText w:val="–"/>
-      <w:lvlJc w:val="left"/>
-      <w:pPr>
-        <w:ind w:left="1440" w:hanging="480"/>
-      </w:pPr>
+      <w:lvlText w:val="o"/>
+      <w:lvlJc w:val="left"/>
+      <w:pPr>
+        <w:ind w:left="1440" w:hanging="360"/>
+      </w:pPr>
+      <w:rPr>
+        <w:rFonts w:ascii="Courier New" w:hAnsi="Courier New" w:cs="Courier New" w:hint="default"/>
+      </w:rPr>
     </w:lvl>
     <w:lvl w:ilvl="2">
       <w:numFmt w:val="bullet"/>
-      <w:lvlText w:val="•"/>
-      <w:lvlJc w:val="left"/>
-      <w:pPr>
-        <w:ind w:left="2160" w:hanging="480"/>
-      </w:pPr>
+      <w:lvlText w:val=""/>
+      <w:lvlJc w:val="left"/>
+      <w:pPr>
+        <w:ind w:left="2160" w:hanging="360"/>
+      </w:pPr>
+      <w:rPr>
+        <w:rFonts w:ascii="Wingdings" w:hAnsi="Wingdings" w:cs="Wingdings" w:hint="default"/>
+      </w:rPr>
     </w:lvl>
     <w:lvl w:ilvl="3">
       <w:numFmt w:val="bullet"/>
-      <w:lvlText w:val="–"/>
-      <w:lvlJc w:val="left"/>
-      <w:pPr>
-        <w:ind w:left="2880" w:hanging="480"/>
-      </w:pPr>
+      <w:lvlText w:val=""/>
+      <w:lvlJc w:val="left"/>
+      <w:pPr>
+        <w:ind w:left="2880" w:hanging="360"/>
+      </w:pPr>
+      <w:rPr>
+        <w:rFonts w:ascii="Symbol" w:hAnsi="Symbol" w:cs="Symbol" w:hint="default"/>
+      </w:rPr>
     </w:lvl>
     <w:lvl w:ilvl="4">
       <w:numFmt w:val="bullet"/>
-      <w:lvlText w:val="•"/>
-      <w:lvlJc w:val="left"/>
-      <w:pPr>
-        <w:ind w:left="3600" w:hanging="480"/>
-      </w:pPr>
+      <w:lvlText w:val="o"/>
+      <w:lvlJc w:val="left"/>
+      <w:pPr>
+        <w:ind w:left="3600" w:hanging="360"/>
+      </w:pPr>
+      <w:rPr>
+        <w:rFonts w:ascii="Courier New" w:hAnsi="Courier New" w:cs="Courier New" w:hint="default"/>
+      </w:rPr>
     </w:lvl>
     <w:lvl w:ilvl="5">
       <w:numFmt w:val="bullet"/>
-      <w:lvlText w:val="–"/>
-      <w:lvlJc w:val="left"/>
-      <w:pPr>
-        <w:ind w:left="4320" w:hanging="480"/>
-      </w:pPr>
+      <w:lvlText w:val=""/>
+      <w:lvlJc w:val="left"/>
+      <w:pPr>
+        <w:ind w:left="4320" w:hanging="360"/>
+      </w:pPr>
+      <w:rPr>
+        <w:rFonts w:ascii="Wingdings" w:hAnsi="Wingdings" w:cs="Wingdings" w:hint="default"/>
+      </w:rPr>
     </w:lvl>
     <w:lvl w:ilvl="6">
       <w:numFmt w:val="bullet"/>
-      <w:lvlText w:val="•"/>
-      <w:lvlJc w:val="left"/>
-      <w:pPr>
-        <w:ind w:left="5040" w:hanging="480"/>
-      </w:pPr>
+      <w:lvlText w:val=""/>
+      <w:lvlJc w:val="left"/>
+      <w:pPr>
+        <w:ind w:left="5040" w:hanging="360"/>
+      </w:pPr>
+      <w:rPr>
+        <w:rFonts w:ascii="Symbol" w:hAnsi="Symbol" w:cs="Symbol" w:hint="default"/>
+      </w:rPr>
     </w:lvl>
     <w:lvl w:ilvl="7">
       <w:numFmt w:val="bullet"/>
-      <w:lvlText w:val="–"/>
-      <w:lvlJc w:val="left"/>
-      <w:pPr>
-        <w:ind w:left="5760" w:hanging="480"/>
-      </w:pPr>
+      <w:lvlText w:val="o"/>
+      <w:lvlJc w:val="left"/>
+      <w:pPr>
+        <w:ind w:left="5760" w:hanging="360"/>
+      </w:pPr>
+      <w:rPr>
+        <w:rFonts w:ascii="Courier New" w:hAnsi="Courier New" w:cs="Courier New" w:hint="default"/>
+      </w:rPr>
     </w:lvl>
     <w:lvl w:ilvl="8">
       <w:numFmt w:val="bullet"/>
-      <w:lvlText w:val="•"/>
-      <w:lvlJc w:val="left"/>
-      <w:pPr>
-        <w:ind w:left="6480" w:hanging="480"/>
-      </w:pPr>
+      <w:lvlText w:val=""/>
+      <w:lvlJc w:val="left"/>
+      <w:pPr>
+        <w:ind w:left="6480" w:hanging="360"/>
+      </w:pPr>
+      <w:rPr>
+        <w:rFonts w:ascii="Wingdings" w:hAnsi="Wingdings" w:cs="Wingdings" w:hint="default"/>
+      </w:rPr>
     </w:lvl>
   </w:abstractNum>
   <w:num w:numId="1">
@@ -869,14 +874,14 @@
 </file>
 
 <file path=word/styles.xml><?xml version="1.0" encoding="utf-8"?>
-<w:styles xmlns:mc="http://schemas.openxmlformats.org/markup-compatibility/2006" xmlns:r="http://schemas.openxmlformats.org/officeDocument/2006/relationships" xmlns:w="http://schemas.openxmlformats.org/wordprocessingml/2006/main" xmlns:w14="http://schemas.microsoft.com/office/word/2010/wordml" xmlns:w15="http://schemas.microsoft.com/office/word/2012/wordml" xmlns:w16="http://schemas.microsoft.com/office/word/2018/wordml" xmlns:w16cex="http://schemas.microsoft.com/office/word/2018/wordml/cex" xmlns:w16cid="http://schemas.microsoft.com/office/word/2016/wordml/cid" xmlns:w16se="http://schemas.microsoft.com/office/word/2015/wordml/symex" mc:Ignorable="w14 w15 w16se w16cid w16 w16cex">
+<w:styles xmlns:mc="http://schemas.openxmlformats.org/markup-compatibility/2006" xmlns:r="http://schemas.openxmlformats.org/officeDocument/2006/relationships" xmlns:w="http://schemas.openxmlformats.org/wordprocessingml/2006/main" xmlns:w14="http://schemas.microsoft.com/office/word/2010/wordml" xmlns:w15="http://schemas.microsoft.com/office/word/2012/wordml" xmlns:w16cex="http://schemas.microsoft.com/office/word/2018/wordml/cex" xmlns:w16cid="http://schemas.microsoft.com/office/word/2016/wordml/cid" xmlns:w16="http://schemas.microsoft.com/office/word/2018/wordml" xmlns:w16se="http://schemas.microsoft.com/office/word/2015/wordml/symex" mc:Ignorable="w14 w15 w16se w16cid w16 w16cex">
   <w:docDefaults>
     <w:rPrDefault>
       <w:rPr>
-        <w:rFonts w:asciiTheme="minorHAnsi" w:cstheme="minorBidi" w:eastAsiaTheme="minorHAnsi" w:hAnsiTheme="minorHAnsi"/>
+        <w:rFonts w:asciiTheme="minorHAnsi" w:eastAsiaTheme="minorHAnsi" w:hAnsiTheme="minorHAnsi" w:cstheme="minorBidi"/>
         <w:sz w:val="24"/>
         <w:szCs w:val="24"/>
-        <w:lang w:bidi="ar-SA" w:eastAsia="en-US" w:val="en-US"/>
+        <w:lang w:val="en-US" w:eastAsia="en-US" w:bidi="ar-SA"/>
       </w:rPr>
     </w:rPrDefault>
     <w:pPrDefault>
@@ -885,7 +890,7 @@
       </w:pPr>
     </w:pPrDefault>
   </w:docDefaults>
-  <w:latentStyles w:count="376" w:defLockedState="0" w:defQFormat="0" w:defSemiHidden="0" w:defUIPriority="0" w:defUnhideWhenUsed="0">
+  <w:latentStyles w:defLockedState="0" w:defUIPriority="0" w:defSemiHidden="0" w:defUnhideWhenUsed="0" w:defQFormat="0" w:count="376">
     <w:lsdException w:name="heading 5" w:semiHidden="1" w:unhideWhenUsed="1"/>
     <w:lsdException w:name="index 2" w:semiHidden="1" w:unhideWhenUsed="1"/>
     <w:lsdException w:name="index 3" w:semiHidden="1" w:unhideWhenUsed="1"/>
@@ -1216,11 +1221,11 @@
     <w:lsdException w:name="Unresolved Mention" w:semiHidden="1" w:uiPriority="99" w:unhideWhenUsed="1"/>
     <w:lsdException w:name="Smart Link" w:semiHidden="1" w:uiPriority="99" w:unhideWhenUsed="1"/>
   </w:latentStyles>
-  <w:style w:default="1" w:styleId="Normal" w:type="paragraph">
+  <w:style w:type="paragraph" w:default="1" w:styleId="Normal">
     <w:name w:val="Normal"/>
     <w:qFormat/>
   </w:style>
-  <w:style w:styleId="Heading1" w:type="paragraph">
+  <w:style w:type="paragraph" w:styleId="Heading1">
     <w:name w:val="heading 1"/>
     <w:basedOn w:val="Normal"/>
     <w:next w:val="BodyText"/>
@@ -1229,19 +1234,19 @@
     <w:pPr>
       <w:keepNext/>
       <w:keepLines/>
-      <w:spacing w:after="0" w:before="480"/>
+      <w:spacing w:before="480" w:after="0"/>
       <w:outlineLvl w:val="0"/>
     </w:pPr>
     <w:rPr>
-      <w:rFonts w:asciiTheme="majorHAnsi" w:cstheme="majorBidi" w:eastAsiaTheme="majorEastAsia" w:hAnsiTheme="majorHAnsi"/>
+      <w:rFonts w:asciiTheme="majorHAnsi" w:eastAsiaTheme="majorEastAsia" w:hAnsiTheme="majorHAnsi" w:cstheme="majorBidi"/>
       <w:b/>
       <w:bCs/>
-      <w:color w:themeColor="accent1" w:val="4F81BD"/>
+      <w:color w:val="4F81BD" w:themeColor="accent1"/>
       <w:sz w:val="32"/>
       <w:szCs w:val="32"/>
     </w:rPr>
   </w:style>
-  <w:style w:styleId="Heading2" w:type="paragraph">
+  <w:style w:type="paragraph" w:styleId="Heading2">
     <w:name w:val="heading 2"/>
     <w:basedOn w:val="Normal"/>
     <w:next w:val="BodyText"/>
@@ -1251,19 +1256,19 @@
     <w:pPr>
       <w:keepNext/>
       <w:keepLines/>
-      <w:spacing w:after="0" w:before="200"/>
+      <w:spacing w:before="200" w:after="0"/>
       <w:outlineLvl w:val="1"/>
     </w:pPr>
     <w:rPr>
-      <w:rFonts w:asciiTheme="majorHAnsi" w:cstheme="majorBidi" w:eastAsiaTheme="majorEastAsia" w:hAnsiTheme="majorHAnsi"/>
+      <w:rFonts w:asciiTheme="majorHAnsi" w:eastAsiaTheme="majorEastAsia" w:hAnsiTheme="majorHAnsi" w:cstheme="majorBidi"/>
       <w:b/>
       <w:bCs/>
-      <w:color w:themeColor="accent1" w:val="4F81BD"/>
+      <w:color w:val="4F81BD" w:themeColor="accent1"/>
       <w:sz w:val="28"/>
       <w:szCs w:val="28"/>
     </w:rPr>
   </w:style>
-  <w:style w:styleId="Heading3" w:type="paragraph">
+  <w:style w:type="paragraph" w:styleId="Heading3">
     <w:name w:val="heading 3"/>
     <w:basedOn w:val="Normal"/>
     <w:next w:val="BodyText"/>
@@ -1273,17 +1278,17 @@
     <w:pPr>
       <w:keepNext/>
       <w:keepLines/>
-      <w:spacing w:after="0" w:before="200"/>
+      <w:spacing w:before="200" w:after="0"/>
       <w:outlineLvl w:val="2"/>
     </w:pPr>
     <w:rPr>
-      <w:rFonts w:asciiTheme="majorHAnsi" w:cstheme="majorBidi" w:eastAsiaTheme="majorEastAsia" w:hAnsiTheme="majorHAnsi"/>
+      <w:rFonts w:asciiTheme="majorHAnsi" w:eastAsiaTheme="majorEastAsia" w:hAnsiTheme="majorHAnsi" w:cstheme="majorBidi"/>
       <w:b/>
       <w:bCs/>
-      <w:color w:themeColor="accent1" w:val="4F81BD"/>
-    </w:rPr>
-  </w:style>
-  <w:style w:styleId="Heading4" w:type="paragraph">
+      <w:color w:val="4F81BD" w:themeColor="accent1"/>
+    </w:rPr>
+  </w:style>
+  <w:style w:type="paragraph" w:styleId="Heading4">
     <w:name w:val="heading 4"/>
     <w:basedOn w:val="Normal"/>
     <w:next w:val="BodyText"/>
@@ -1293,17 +1298,17 @@
     <w:pPr>
       <w:keepNext/>
       <w:keepLines/>
-      <w:spacing w:after="0" w:before="200"/>
+      <w:spacing w:before="200" w:after="0"/>
       <w:outlineLvl w:val="3"/>
     </w:pPr>
     <w:rPr>
-      <w:rFonts w:asciiTheme="majorHAnsi" w:cstheme="majorBidi" w:eastAsiaTheme="majorEastAsia" w:hAnsiTheme="majorHAnsi"/>
+      <w:rFonts w:asciiTheme="majorHAnsi" w:eastAsiaTheme="majorEastAsia" w:hAnsiTheme="majorHAnsi" w:cstheme="majorBidi"/>
       <w:bCs/>
       <w:i/>
-      <w:color w:themeColor="accent1" w:val="4F81BD"/>
-    </w:rPr>
-  </w:style>
-  <w:style w:styleId="Heading5" w:type="paragraph">
+      <w:color w:val="4F81BD" w:themeColor="accent1"/>
+    </w:rPr>
+  </w:style>
+  <w:style w:type="paragraph" w:styleId="Heading5">
     <w:name w:val="heading 5"/>
     <w:basedOn w:val="Normal"/>
     <w:next w:val="BodyText"/>
@@ -1313,16 +1318,16 @@
     <w:pPr>
       <w:keepNext/>
       <w:keepLines/>
-      <w:spacing w:after="0" w:before="200"/>
+      <w:spacing w:before="200" w:after="0"/>
       <w:outlineLvl w:val="4"/>
     </w:pPr>
     <w:rPr>
-      <w:rFonts w:asciiTheme="majorHAnsi" w:cstheme="majorBidi" w:eastAsiaTheme="majorEastAsia" w:hAnsiTheme="majorHAnsi"/>
+      <w:rFonts w:asciiTheme="majorHAnsi" w:eastAsiaTheme="majorEastAsia" w:hAnsiTheme="majorHAnsi" w:cstheme="majorBidi"/>
       <w:iCs/>
-      <w:color w:themeColor="accent1" w:val="4F81BD"/>
-    </w:rPr>
-  </w:style>
-  <w:style w:styleId="Heading6" w:type="paragraph">
+      <w:color w:val="4F81BD" w:themeColor="accent1"/>
+    </w:rPr>
+  </w:style>
+  <w:style w:type="paragraph" w:styleId="Heading6">
     <w:name w:val="heading 6"/>
     <w:basedOn w:val="Normal"/>
     <w:next w:val="BodyText"/>
@@ -1332,15 +1337,15 @@
     <w:pPr>
       <w:keepNext/>
       <w:keepLines/>
-      <w:spacing w:after="0" w:before="200"/>
+      <w:spacing w:before="200" w:after="0"/>
       <w:outlineLvl w:val="5"/>
     </w:pPr>
     <w:rPr>
-      <w:rFonts w:asciiTheme="majorHAnsi" w:cstheme="majorBidi" w:eastAsiaTheme="majorEastAsia" w:hAnsiTheme="majorHAnsi"/>
-      <w:color w:themeColor="accent1" w:val="4F81BD"/>
-    </w:rPr>
-  </w:style>
-  <w:style w:styleId="Heading7" w:type="paragraph">
+      <w:rFonts w:asciiTheme="majorHAnsi" w:eastAsiaTheme="majorEastAsia" w:hAnsiTheme="majorHAnsi" w:cstheme="majorBidi"/>
+      <w:color w:val="4F81BD" w:themeColor="accent1"/>
+    </w:rPr>
+  </w:style>
+  <w:style w:type="paragraph" w:styleId="Heading7">
     <w:name w:val="heading 7"/>
     <w:basedOn w:val="Normal"/>
     <w:next w:val="BodyText"/>
@@ -1350,15 +1355,15 @@
     <w:pPr>
       <w:keepNext/>
       <w:keepLines/>
-      <w:spacing w:after="0" w:before="200"/>
+      <w:spacing w:before="200" w:after="0"/>
       <w:outlineLvl w:val="6"/>
     </w:pPr>
     <w:rPr>
-      <w:rFonts w:asciiTheme="majorHAnsi" w:cstheme="majorBidi" w:eastAsiaTheme="majorEastAsia" w:hAnsiTheme="majorHAnsi"/>
-      <w:color w:themeColor="accent1" w:val="4F81BD"/>
-    </w:rPr>
-  </w:style>
-  <w:style w:styleId="Heading8" w:type="paragraph">
+      <w:rFonts w:asciiTheme="majorHAnsi" w:eastAsiaTheme="majorEastAsia" w:hAnsiTheme="majorHAnsi" w:cstheme="majorBidi"/>
+      <w:color w:val="4F81BD" w:themeColor="accent1"/>
+    </w:rPr>
+  </w:style>
+  <w:style w:type="paragraph" w:styleId="Heading8">
     <w:name w:val="heading 8"/>
     <w:basedOn w:val="Normal"/>
     <w:next w:val="BodyText"/>
@@ -1368,15 +1373,15 @@
     <w:pPr>
       <w:keepNext/>
       <w:keepLines/>
-      <w:spacing w:after="0" w:before="200"/>
+      <w:spacing w:before="200" w:after="0"/>
       <w:outlineLvl w:val="7"/>
     </w:pPr>
     <w:rPr>
-      <w:rFonts w:asciiTheme="majorHAnsi" w:cstheme="majorBidi" w:eastAsiaTheme="majorEastAsia" w:hAnsiTheme="majorHAnsi"/>
-      <w:color w:themeColor="accent1" w:val="4F81BD"/>
-    </w:rPr>
-  </w:style>
-  <w:style w:styleId="Heading9" w:type="paragraph">
+      <w:rFonts w:asciiTheme="majorHAnsi" w:eastAsiaTheme="majorEastAsia" w:hAnsiTheme="majorHAnsi" w:cstheme="majorBidi"/>
+      <w:color w:val="4F81BD" w:themeColor="accent1"/>
+    </w:rPr>
+  </w:style>
+  <w:style w:type="paragraph" w:styleId="Heading9">
     <w:name w:val="heading 9"/>
     <w:basedOn w:val="Normal"/>
     <w:next w:val="BodyText"/>
@@ -1386,64 +1391,64 @@
     <w:pPr>
       <w:keepNext/>
       <w:keepLines/>
-      <w:spacing w:after="0" w:before="200"/>
+      <w:spacing w:before="200" w:after="0"/>
       <w:outlineLvl w:val="8"/>
     </w:pPr>
     <w:rPr>
-      <w:rFonts w:asciiTheme="majorHAnsi" w:cstheme="majorBidi" w:eastAsiaTheme="majorEastAsia" w:hAnsiTheme="majorHAnsi"/>
-      <w:color w:themeColor="accent1" w:val="4F81BD"/>
-    </w:rPr>
-  </w:style>
-  <w:style w:default="1" w:styleId="DefaultParagraphFont" w:type="character">
+      <w:rFonts w:asciiTheme="majorHAnsi" w:eastAsiaTheme="majorEastAsia" w:hAnsiTheme="majorHAnsi" w:cstheme="majorBidi"/>
+      <w:color w:val="4F81BD" w:themeColor="accent1"/>
+    </w:rPr>
+  </w:style>
+  <w:style w:type="character" w:default="1" w:styleId="DefaultParagraphFont">
     <w:name w:val="Default Paragraph Font"/>
     <w:uiPriority w:val="1"/>
     <w:semiHidden/>
     <w:unhideWhenUsed/>
   </w:style>
-  <w:style w:default="1" w:styleId="TableNormal" w:type="table">
+  <w:style w:type="table" w:default="1" w:styleId="TableNormal">
     <w:name w:val="Normal Table"/>
     <w:uiPriority w:val="99"/>
     <w:semiHidden/>
     <w:unhideWhenUsed/>
     <w:tblPr>
-      <w:tblInd w:type="dxa" w:w="0"/>
+      <w:tblInd w:w="0" w:type="dxa"/>
       <w:tblCellMar>
-        <w:top w:type="dxa" w:w="0"/>
-        <w:left w:type="dxa" w:w="108"/>
-        <w:bottom w:type="dxa" w:w="0"/>
-        <w:right w:type="dxa" w:w="108"/>
+        <w:top w:w="0" w:type="dxa"/>
+        <w:left w:w="108" w:type="dxa"/>
+        <w:bottom w:w="0" w:type="dxa"/>
+        <w:right w:w="108" w:type="dxa"/>
       </w:tblCellMar>
     </w:tblPr>
   </w:style>
-  <w:style w:default="1" w:styleId="NoList" w:type="numbering">
+  <w:style w:type="numbering" w:default="1" w:styleId="NoList">
     <w:name w:val="No List"/>
     <w:uiPriority w:val="99"/>
     <w:semiHidden/>
     <w:unhideWhenUsed/>
   </w:style>
-  <w:style w:styleId="BodyText" w:type="paragraph">
+  <w:style w:type="paragraph" w:styleId="BodyText">
     <w:name w:val="Body Text"/>
     <w:basedOn w:val="Normal"/>
     <w:qFormat/>
     <w:pPr>
-      <w:spacing w:after="180" w:before="180"/>
+      <w:spacing w:before="180" w:after="180"/>
     </w:pPr>
   </w:style>
-  <w:style w:customStyle="1" w:styleId="FirstParagraph" w:type="paragraph">
+  <w:style w:type="paragraph" w:customStyle="1" w:styleId="FirstParagraph">
     <w:name w:val="First Paragraph"/>
     <w:basedOn w:val="BodyText"/>
     <w:next w:val="BodyText"/>
     <w:qFormat/>
   </w:style>
-  <w:style w:customStyle="1" w:styleId="Compact" w:type="paragraph">
+  <w:style w:type="paragraph" w:customStyle="1" w:styleId="Compact">
     <w:name w:val="Compact"/>
     <w:basedOn w:val="BodyText"/>
     <w:qFormat/>
     <w:pPr>
-      <w:spacing w:after="36" w:before="36"/>
+      <w:spacing w:before="36" w:after="36"/>
     </w:pPr>
   </w:style>
-  <w:style w:styleId="Title" w:type="paragraph">
+  <w:style w:type="paragraph" w:styleId="Title">
     <w:name w:val="Title"/>
     <w:basedOn w:val="Normal"/>
     <w:next w:val="BodyText"/>
@@ -1451,19 +1456,19 @@
     <w:pPr>
       <w:keepNext/>
       <w:keepLines/>
-      <w:spacing w:after="240" w:before="480"/>
+      <w:spacing w:before="480" w:after="240"/>
       <w:jc w:val="center"/>
     </w:pPr>
     <w:rPr>
-      <w:rFonts w:asciiTheme="majorHAnsi" w:cstheme="majorBidi" w:eastAsiaTheme="majorEastAsia" w:hAnsiTheme="majorHAnsi"/>
+      <w:rFonts w:asciiTheme="majorHAnsi" w:eastAsiaTheme="majorEastAsia" w:hAnsiTheme="majorHAnsi" w:cstheme="majorBidi"/>
       <w:b/>
       <w:bCs/>
-      <w:color w:themeColor="accent1" w:themeShade="B5" w:val="345A8A"/>
+      <w:color w:val="345A8A" w:themeColor="accent1" w:themeShade="B5"/>
       <w:sz w:val="36"/>
       <w:szCs w:val="36"/>
     </w:rPr>
   </w:style>
-  <w:style w:styleId="Subtitle" w:type="paragraph">
+  <w:style w:type="paragraph" w:styleId="Subtitle">
     <w:name w:val="Subtitle"/>
     <w:basedOn w:val="Title"/>
     <w:next w:val="BodyText"/>
@@ -1476,7 +1481,7 @@
       <w:szCs w:val="30"/>
     </w:rPr>
   </w:style>
-  <w:style w:customStyle="1" w:styleId="Author" w:type="paragraph">
+  <w:style w:type="paragraph" w:customStyle="1" w:styleId="Author">
     <w:name w:val="Author"/>
     <w:next w:val="BodyText"/>
     <w:qFormat/>
@@ -1486,7 +1491,7 @@
       <w:jc w:val="center"/>
     </w:pPr>
   </w:style>
-  <w:style w:styleId="Date" w:type="paragraph">
+  <w:style w:type="paragraph" w:styleId="Date">
     <w:name w:val="Date"/>
     <w:next w:val="BodyText"/>
     <w:qFormat/>
@@ -1496,7 +1501,7 @@
       <w:jc w:val="center"/>
     </w:pPr>
   </w:style>
-  <w:style w:customStyle="1" w:styleId="Abstract" w:type="paragraph">
+  <w:style w:type="paragraph" w:customStyle="1" w:styleId="Abstract">
     <w:name w:val="Abstract"/>
     <w:basedOn w:val="Normal"/>
     <w:next w:val="BodyText"/>
@@ -1504,19 +1509,19 @@
     <w:pPr>
       <w:keepNext/>
       <w:keepLines/>
-      <w:spacing w:after="300" w:before="300"/>
+      <w:spacing w:before="300" w:after="300"/>
     </w:pPr>
     <w:rPr>
       <w:sz w:val="20"/>
       <w:szCs w:val="20"/>
     </w:rPr>
   </w:style>
-  <w:style w:styleId="Bibliography" w:type="paragraph">
+  <w:style w:type="paragraph" w:styleId="Bibliography">
     <w:name w:val="Bibliography"/>
     <w:basedOn w:val="Normal"/>
     <w:qFormat/>
   </w:style>
-  <w:style w:styleId="BlockText" w:type="paragraph">
+  <w:style w:type="paragraph" w:styleId="BlockText">
     <w:name w:val="Block Text"/>
     <w:basedOn w:val="BodyText"/>
     <w:next w:val="BodyText"/>
@@ -1524,33 +1529,33 @@
     <w:unhideWhenUsed/>
     <w:qFormat/>
     <w:pPr>
-      <w:spacing w:after="100" w:before="100"/>
+      <w:spacing w:before="100" w:after="100"/>
       <w:ind w:left="480" w:right="480"/>
     </w:pPr>
   </w:style>
-  <w:style w:styleId="FootnoteText" w:type="paragraph">
+  <w:style w:type="paragraph" w:styleId="FootnoteText">
     <w:name w:val="footnote text"/>
     <w:basedOn w:val="Normal"/>
     <w:uiPriority w:val="9"/>
     <w:unhideWhenUsed/>
     <w:qFormat/>
   </w:style>
-  <w:style w:customStyle="1" w:styleId="Table" w:type="table">
+  <w:style w:type="table" w:customStyle="1" w:styleId="Table">
     <w:name w:val="Table"/>
     <w:semiHidden/>
     <w:unhideWhenUsed/>
     <w:qFormat/>
     <w:tblPr>
-      <w:tblInd w:type="dxa" w:w="0"/>
+      <w:tblInd w:w="0" w:type="dxa"/>
       <w:tblCellMar>
-        <w:top w:type="dxa" w:w="0"/>
-        <w:left w:type="dxa" w:w="108"/>
-        <w:bottom w:type="dxa" w:w="0"/>
-        <w:right w:type="dxa" w:w="108"/>
+        <w:top w:w="0" w:type="dxa"/>
+        <w:left w:w="108" w:type="dxa"/>
+        <w:bottom w:w="0" w:type="dxa"/>
+        <w:right w:w="108" w:type="dxa"/>
       </w:tblCellMar>
     </w:tblPr>
   </w:style>
-  <w:style w:customStyle="1" w:styleId="DefinitionTerm" w:type="paragraph">
+  <w:style w:type="paragraph" w:customStyle="1" w:styleId="DefinitionTerm">
     <w:name w:val="Definition Term"/>
     <w:basedOn w:val="Normal"/>
     <w:next w:val="Definition"/>
@@ -1563,11 +1568,11 @@
       <w:b/>
     </w:rPr>
   </w:style>
-  <w:style w:customStyle="1" w:styleId="Definition" w:type="paragraph">
+  <w:style w:type="paragraph" w:customStyle="1" w:styleId="Definition">
     <w:name w:val="Definition"/>
     <w:basedOn w:val="Normal"/>
   </w:style>
-  <w:style w:styleId="Caption" w:type="paragraph">
+  <w:style w:type="paragraph" w:styleId="Caption">
     <w:name w:val="caption"/>
     <w:basedOn w:val="Normal"/>
     <w:link w:val="CaptionChar"/>
@@ -1578,34 +1583,34 @@
       <w:i/>
     </w:rPr>
   </w:style>
-  <w:style w:customStyle="1" w:styleId="TableCaption" w:type="paragraph">
+  <w:style w:type="paragraph" w:customStyle="1" w:styleId="TableCaption">
     <w:name w:val="Table Caption"/>
     <w:basedOn w:val="Caption"/>
     <w:pPr>
       <w:keepNext/>
     </w:pPr>
   </w:style>
-  <w:style w:customStyle="1" w:styleId="ImageCaption" w:type="paragraph">
+  <w:style w:type="paragraph" w:customStyle="1" w:styleId="ImageCaption">
     <w:name w:val="Image Caption"/>
     <w:basedOn w:val="Caption"/>
   </w:style>
-  <w:style w:customStyle="1" w:styleId="Figure" w:type="paragraph">
+  <w:style w:type="paragraph" w:customStyle="1" w:styleId="Figure">
     <w:name w:val="Figure"/>
     <w:basedOn w:val="Normal"/>
   </w:style>
-  <w:style w:customStyle="1" w:styleId="CaptionedFigure" w:type="paragraph">
+  <w:style w:type="paragraph" w:customStyle="1" w:styleId="CaptionedFigure">
     <w:name w:val="Captioned Figure"/>
     <w:basedOn w:val="Figure"/>
     <w:pPr>
       <w:keepNext/>
     </w:pPr>
   </w:style>
-  <w:style w:customStyle="1" w:styleId="CaptionChar" w:type="character">
+  <w:style w:type="character" w:customStyle="1" w:styleId="CaptionChar">
     <w:name w:val="Caption Char"/>
     <w:basedOn w:val="DefaultParagraphFont"/>
     <w:link w:val="Caption"/>
   </w:style>
-  <w:style w:customStyle="1" w:styleId="VerbatimChar" w:type="character">
+  <w:style w:type="character" w:customStyle="1" w:styleId="VerbatimChar">
     <w:name w:val="Verbatim Char"/>
     <w:basedOn w:val="CaptionChar"/>
     <w:rPr>
@@ -1613,25 +1618,25 @@
       <w:sz w:val="22"/>
     </w:rPr>
   </w:style>
-  <w:style w:customStyle="1" w:styleId="SectionNumber" w:type="character">
+  <w:style w:type="character" w:customStyle="1" w:styleId="SectionNumber">
     <w:name w:val="Section Number"/>
     <w:basedOn w:val="CaptionChar"/>
   </w:style>
-  <w:style w:styleId="FootnoteReference" w:type="character">
+  <w:style w:type="character" w:styleId="FootnoteReference">
     <w:name w:val="footnote reference"/>
     <w:basedOn w:val="CaptionChar"/>
     <w:rPr>
       <w:vertAlign w:val="superscript"/>
     </w:rPr>
   </w:style>
-  <w:style w:styleId="Hyperlink" w:type="character">
+  <w:style w:type="character" w:styleId="Hyperlink">
     <w:name w:val="Hyperlink"/>
     <w:basedOn w:val="CaptionChar"/>
     <w:rPr>
-      <w:color w:themeColor="accent1" w:val="4F81BD"/>
-    </w:rPr>
-  </w:style>
-  <w:style w:styleId="TOCHeading" w:type="paragraph">
+      <w:color w:val="4F81BD" w:themeColor="accent1"/>
+    </w:rPr>
+  </w:style>
+  <w:style w:type="paragraph" w:styleId="TOCHeading">
     <w:name w:val="TOC Heading"/>
     <w:basedOn w:val="Heading1"/>
     <w:next w:val="BodyText"/>
@@ -1645,7 +1650,7 @@
     <w:rPr>
       <w:b w:val="0"/>
       <w:bCs w:val="0"/>
-      <w:color w:themeColor="accent1" w:themeShade="BF" w:val="365F91"/>
+      <w:color w:val="365F91" w:themeColor="accent1" w:themeShade="BF"/>
     </w:rPr>
   </w:style>
   <w:style w:type="paragraph" w:customStyle="1" w:styleId="SourceCode">
@@ -1660,8 +1665,8 @@
     <w:name w:val="KeywordTok"/>
     <w:basedOn w:val="VerbatimChar"/>
     <w:rPr>
+      <w:b/>
       <w:color w:val="007020"/>
-      <w:b/>
     </w:rPr>
   </w:style>
   <w:style w:type="character" w:customStyle="1" w:styleId="DataTypeTok">
@@ -1737,40 +1742,43 @@
   <w:style w:type="character" w:customStyle="1" w:styleId="ImportTok">
     <w:name w:val="ImportTok"/>
     <w:basedOn w:val="VerbatimChar"/>
-    <w:rPr/>
+    <w:rPr>
+      <w:b/>
+      <w:color w:val="008000"/>
+    </w:rPr>
   </w:style>
   <w:style w:type="character" w:customStyle="1" w:styleId="CommentTok">
     <w:name w:val="CommentTok"/>
     <w:basedOn w:val="VerbatimChar"/>
     <w:rPr>
+      <w:i/>
       <w:color w:val="60a0b0"/>
-      <w:i/>
     </w:rPr>
   </w:style>
   <w:style w:type="character" w:customStyle="1" w:styleId="DocumentationTok">
     <w:name w:val="DocumentationTok"/>
     <w:basedOn w:val="VerbatimChar"/>
     <w:rPr>
+      <w:i/>
       <w:color w:val="ba2121"/>
-      <w:i/>
     </w:rPr>
   </w:style>
   <w:style w:type="character" w:customStyle="1" w:styleId="AnnotationTok">
     <w:name w:val="AnnotationTok"/>
     <w:basedOn w:val="VerbatimChar"/>
     <w:rPr>
-      <w:color w:val="60a0b0"/>
       <w:b/>
       <w:i/>
+      <w:color w:val="60a0b0"/>
     </w:rPr>
   </w:style>
   <w:style w:type="character" w:customStyle="1" w:styleId="CommentVarTok">
     <w:name w:val="CommentVarTok"/>
     <w:basedOn w:val="VerbatimChar"/>
     <w:rPr>
-      <w:color w:val="60a0b0"/>
       <w:b/>
       <w:i/>
+      <w:color w:val="60a0b0"/>
     </w:rPr>
   </w:style>
   <w:style w:type="character" w:customStyle="1" w:styleId="OtherTok">
@@ -1798,8 +1806,8 @@
     <w:name w:val="ControlFlowTok"/>
     <w:basedOn w:val="VerbatimChar"/>
     <w:rPr>
+      <w:b/>
       <w:color w:val="007020"/>
-      <w:b/>
     </w:rPr>
   </w:style>
   <w:style w:type="character" w:customStyle="1" w:styleId="OperatorTok">
@@ -1812,7 +1820,9 @@
   <w:style w:type="character" w:customStyle="1" w:styleId="BuiltInTok">
     <w:name w:val="BuiltInTok"/>
     <w:basedOn w:val="VerbatimChar"/>
-    <w:rPr/>
+    <w:rPr>
+      <w:color w:val="008000"/>
+    </w:rPr>
   </w:style>
   <w:style w:type="character" w:customStyle="1" w:styleId="ExtensionTok">
     <w:name w:val="ExtensionTok"/>
@@ -1842,34 +1852,34 @@
     <w:name w:val="InformationTok"/>
     <w:basedOn w:val="VerbatimChar"/>
     <w:rPr>
-      <w:color w:val="60a0b0"/>
       <w:b/>
       <w:i/>
+      <w:color w:val="60a0b0"/>
     </w:rPr>
   </w:style>
   <w:style w:type="character" w:customStyle="1" w:styleId="WarningTok">
     <w:name w:val="WarningTok"/>
     <w:basedOn w:val="VerbatimChar"/>
     <w:rPr>
-      <w:color w:val="60a0b0"/>
       <w:b/>
       <w:i/>
+      <w:color w:val="60a0b0"/>
     </w:rPr>
   </w:style>
   <w:style w:type="character" w:customStyle="1" w:styleId="AlertTok">
     <w:name w:val="AlertTok"/>
     <w:basedOn w:val="VerbatimChar"/>
     <w:rPr>
+      <w:b/>
       <w:color w:val="ff0000"/>
-      <w:b/>
     </w:rPr>
   </w:style>
   <w:style w:type="character" w:customStyle="1" w:styleId="ErrorTok">
     <w:name w:val="ErrorTok"/>
     <w:basedOn w:val="VerbatimChar"/>
     <w:rPr>
+      <w:b/>
       <w:color w:val="ff0000"/>
-      <w:b/>
     </w:rPr>
   </w:style>
   <w:style w:type="character" w:customStyle="1" w:styleId="NormalTok">
